--- a/fuentes/CF01_22810005_GUION.docx
+++ b/fuentes/CF01_22810005_GUION.docx
@@ -446,8 +446,8 @@
       <w:r>
         <w:rPr>
           <w:rFonts w:ascii="Arial" w:hAnsi="Arial" w:cs="Arial"/>
-          <w:b/>
-          <w:bCs/>
+          <w:b w:val="1"/>
+          <w:bCs w:val="1"/>
         </w:rPr>
         <w:t xml:space="preserve"> fundamentos de programación en Python</w:t>
       </w:r>
@@ -460,10 +460,28 @@
       <w:r>
         <w:rPr>
           <w:rFonts w:ascii="Arial" w:hAnsi="Arial" w:cs="Arial"/>
-          <w:b/>
-          <w:bCs/>
-        </w:rPr>
-        <w:t xml:space="preserve">crear soluciones de software </w:t>
+          <w:b w:val="1"/>
+          <w:bCs w:val="1"/>
+        </w:rPr>
+        <w:t xml:space="preserve">crear soluciones de </w:t>
+      </w:r>
+      <w:r>
+        <w:rPr>
+          <w:rFonts w:ascii="Arial" w:hAnsi="Arial" w:cs="Arial"/>
+          <w:b w:val="1"/>
+          <w:bCs w:val="1"/>
+          <w:i w:val="1"/>
+          <w:iCs w:val="1"/>
+        </w:rPr>
+        <w:t>software</w:t>
+      </w:r>
+      <w:r>
+        <w:rPr>
+          <w:rFonts w:ascii="Arial" w:hAnsi="Arial" w:cs="Arial"/>
+          <w:b w:val="1"/>
+          <w:bCs w:val="1"/>
+        </w:rPr>
+        <w:t xml:space="preserve"> </w:t>
       </w:r>
       <w:r>
         <w:rPr>
@@ -474,8 +492,8 @@
       <w:r>
         <w:rPr>
           <w:rFonts w:ascii="Arial" w:hAnsi="Arial" w:cs="Arial"/>
-          <w:b/>
-          <w:bCs/>
+          <w:b w:val="1"/>
+          <w:bCs w:val="1"/>
         </w:rPr>
         <w:t>contexto colombiano</w:t>
       </w:r>
@@ -488,8 +506,8 @@
       <w:r>
         <w:rPr>
           <w:rFonts w:ascii="Arial" w:hAnsi="Arial" w:cs="Arial"/>
-          <w:b/>
-          <w:bCs/>
+          <w:b w:val="1"/>
+          <w:bCs w:val="1"/>
         </w:rPr>
         <w:t>organizar datos</w:t>
       </w:r>
@@ -502,8 +520,8 @@
       <w:r>
         <w:rPr>
           <w:rFonts w:ascii="Arial" w:hAnsi="Arial" w:cs="Arial"/>
-          <w:b/>
-          <w:bCs/>
+          <w:b w:val="1"/>
+          <w:bCs w:val="1"/>
         </w:rPr>
         <w:t>automatizar procesos</w:t>
       </w:r>
@@ -516,8 +534,8 @@
       <w:r>
         <w:rPr>
           <w:rFonts w:ascii="Arial" w:hAnsi="Arial" w:cs="Arial"/>
-          <w:b/>
-          <w:bCs/>
+          <w:b w:val="1"/>
+          <w:bCs w:val="1"/>
         </w:rPr>
         <w:t xml:space="preserve">desarrollar programas secuenciales </w:t>
       </w:r>
@@ -530,8 +548,8 @@
       <w:r>
         <w:rPr>
           <w:rFonts w:ascii="Arial" w:hAnsi="Arial" w:cs="Arial"/>
-          <w:b/>
-          <w:bCs/>
+          <w:b w:val="1"/>
+          <w:bCs w:val="1"/>
         </w:rPr>
         <w:t xml:space="preserve">transformación digital </w:t>
       </w:r>
@@ -544,8 +562,8 @@
       <w:r>
         <w:rPr>
           <w:rFonts w:ascii="Arial" w:hAnsi="Arial" w:cs="Arial"/>
-          <w:b/>
-          <w:bCs/>
+          <w:b w:val="1"/>
+          <w:bCs w:val="1"/>
         </w:rPr>
         <w:t>diferentes sectores</w:t>
       </w:r>
@@ -597,7 +615,7 @@
       </w:pPr>
     </w:p>
     <w:sectPr>
-      <w:pgSz w:w="12240" w:h="15840"/>
+      <w:pgSz w:w="12240" w:h="15840" w:orient="portrait"/>
       <w:pgMar w:top="1417" w:right="1701" w:bottom="1417" w:left="1701" w:header="708" w:footer="708" w:gutter="0"/>
       <w:cols w:space="708"/>
       <w:docGrid w:linePitch="360"/>
@@ -629,7 +647,7 @@
         <w:ind w:left="720" w:hanging="360"/>
       </w:pPr>
       <w:rPr>
-        <w:rFonts w:ascii="Symbol" w:hAnsi="Symbol" w:hint="default"/>
+        <w:rFonts w:hint="default" w:ascii="Symbol" w:hAnsi="Symbol"/>
       </w:rPr>
     </w:lvl>
     <w:lvl w:ilvl="1" w:tplc="240A0003" w:tentative="1">
@@ -641,7 +659,7 @@
         <w:ind w:left="1440" w:hanging="360"/>
       </w:pPr>
       <w:rPr>
-        <w:rFonts w:ascii="Courier New" w:hAnsi="Courier New" w:cs="Courier New" w:hint="default"/>
+        <w:rFonts w:hint="default" w:ascii="Courier New" w:hAnsi="Courier New" w:cs="Courier New"/>
       </w:rPr>
     </w:lvl>
     <w:lvl w:ilvl="2" w:tplc="240A0005" w:tentative="1">
@@ -653,7 +671,7 @@
         <w:ind w:left="2160" w:hanging="360"/>
       </w:pPr>
       <w:rPr>
-        <w:rFonts w:ascii="Wingdings" w:hAnsi="Wingdings" w:hint="default"/>
+        <w:rFonts w:hint="default" w:ascii="Wingdings" w:hAnsi="Wingdings"/>
       </w:rPr>
     </w:lvl>
     <w:lvl w:ilvl="3" w:tplc="240A0001" w:tentative="1">
@@ -665,7 +683,7 @@
         <w:ind w:left="2880" w:hanging="360"/>
       </w:pPr>
       <w:rPr>
-        <w:rFonts w:ascii="Symbol" w:hAnsi="Symbol" w:hint="default"/>
+        <w:rFonts w:hint="default" w:ascii="Symbol" w:hAnsi="Symbol"/>
       </w:rPr>
     </w:lvl>
     <w:lvl w:ilvl="4" w:tplc="240A0003" w:tentative="1">
@@ -677,7 +695,7 @@
         <w:ind w:left="3600" w:hanging="360"/>
       </w:pPr>
       <w:rPr>
-        <w:rFonts w:ascii="Courier New" w:hAnsi="Courier New" w:cs="Courier New" w:hint="default"/>
+        <w:rFonts w:hint="default" w:ascii="Courier New" w:hAnsi="Courier New" w:cs="Courier New"/>
       </w:rPr>
     </w:lvl>
     <w:lvl w:ilvl="5" w:tplc="240A0005" w:tentative="1">
@@ -689,7 +707,7 @@
         <w:ind w:left="4320" w:hanging="360"/>
       </w:pPr>
       <w:rPr>
-        <w:rFonts w:ascii="Wingdings" w:hAnsi="Wingdings" w:hint="default"/>
+        <w:rFonts w:hint="default" w:ascii="Wingdings" w:hAnsi="Wingdings"/>
       </w:rPr>
     </w:lvl>
     <w:lvl w:ilvl="6" w:tplc="240A0001" w:tentative="1">
@@ -701,7 +719,7 @@
         <w:ind w:left="5040" w:hanging="360"/>
       </w:pPr>
       <w:rPr>
-        <w:rFonts w:ascii="Symbol" w:hAnsi="Symbol" w:hint="default"/>
+        <w:rFonts w:hint="default" w:ascii="Symbol" w:hAnsi="Symbol"/>
       </w:rPr>
     </w:lvl>
     <w:lvl w:ilvl="7" w:tplc="240A0003" w:tentative="1">
@@ -713,7 +731,7 @@
         <w:ind w:left="5760" w:hanging="360"/>
       </w:pPr>
       <w:rPr>
-        <w:rFonts w:ascii="Courier New" w:hAnsi="Courier New" w:cs="Courier New" w:hint="default"/>
+        <w:rFonts w:hint="default" w:ascii="Courier New" w:hAnsi="Courier New" w:cs="Courier New"/>
       </w:rPr>
     </w:lvl>
     <w:lvl w:ilvl="8" w:tplc="240A0005" w:tentative="1">
@@ -725,7 +743,7 @@
         <w:ind w:left="6480" w:hanging="360"/>
       </w:pPr>
       <w:rPr>
-        <w:rFonts w:ascii="Wingdings" w:hAnsi="Wingdings" w:hint="default"/>
+        <w:rFonts w:hint="default" w:ascii="Wingdings" w:hAnsi="Wingdings"/>
       </w:rPr>
     </w:lvl>
   </w:abstractNum>
@@ -742,7 +760,7 @@
         <w:ind w:left="720" w:hanging="360"/>
       </w:pPr>
       <w:rPr>
-        <w:rFonts w:ascii="Symbol" w:hAnsi="Symbol" w:hint="default"/>
+        <w:rFonts w:hint="default" w:ascii="Symbol" w:hAnsi="Symbol"/>
       </w:rPr>
     </w:lvl>
     <w:lvl w:ilvl="1" w:tplc="240A0003" w:tentative="1">
@@ -754,7 +772,7 @@
         <w:ind w:left="1440" w:hanging="360"/>
       </w:pPr>
       <w:rPr>
-        <w:rFonts w:ascii="Courier New" w:hAnsi="Courier New" w:cs="Courier New" w:hint="default"/>
+        <w:rFonts w:hint="default" w:ascii="Courier New" w:hAnsi="Courier New" w:cs="Courier New"/>
       </w:rPr>
     </w:lvl>
     <w:lvl w:ilvl="2" w:tplc="240A0005" w:tentative="1">
@@ -766,7 +784,7 @@
         <w:ind w:left="2160" w:hanging="360"/>
       </w:pPr>
       <w:rPr>
-        <w:rFonts w:ascii="Wingdings" w:hAnsi="Wingdings" w:hint="default"/>
+        <w:rFonts w:hint="default" w:ascii="Wingdings" w:hAnsi="Wingdings"/>
       </w:rPr>
     </w:lvl>
     <w:lvl w:ilvl="3" w:tplc="240A0001" w:tentative="1">
@@ -778,7 +796,7 @@
         <w:ind w:left="2880" w:hanging="360"/>
       </w:pPr>
       <w:rPr>
-        <w:rFonts w:ascii="Symbol" w:hAnsi="Symbol" w:hint="default"/>
+        <w:rFonts w:hint="default" w:ascii="Symbol" w:hAnsi="Symbol"/>
       </w:rPr>
     </w:lvl>
     <w:lvl w:ilvl="4" w:tplc="240A0003" w:tentative="1">
@@ -790,7 +808,7 @@
         <w:ind w:left="3600" w:hanging="360"/>
       </w:pPr>
       <w:rPr>
-        <w:rFonts w:ascii="Courier New" w:hAnsi="Courier New" w:cs="Courier New" w:hint="default"/>
+        <w:rFonts w:hint="default" w:ascii="Courier New" w:hAnsi="Courier New" w:cs="Courier New"/>
       </w:rPr>
     </w:lvl>
     <w:lvl w:ilvl="5" w:tplc="240A0005" w:tentative="1">
@@ -802,7 +820,7 @@
         <w:ind w:left="4320" w:hanging="360"/>
       </w:pPr>
       <w:rPr>
-        <w:rFonts w:ascii="Wingdings" w:hAnsi="Wingdings" w:hint="default"/>
+        <w:rFonts w:hint="default" w:ascii="Wingdings" w:hAnsi="Wingdings"/>
       </w:rPr>
     </w:lvl>
     <w:lvl w:ilvl="6" w:tplc="240A0001" w:tentative="1">
@@ -814,7 +832,7 @@
         <w:ind w:left="5040" w:hanging="360"/>
       </w:pPr>
       <w:rPr>
-        <w:rFonts w:ascii="Symbol" w:hAnsi="Symbol" w:hint="default"/>
+        <w:rFonts w:hint="default" w:ascii="Symbol" w:hAnsi="Symbol"/>
       </w:rPr>
     </w:lvl>
     <w:lvl w:ilvl="7" w:tplc="240A0003" w:tentative="1">
@@ -826,7 +844,7 @@
         <w:ind w:left="5760" w:hanging="360"/>
       </w:pPr>
       <w:rPr>
-        <w:rFonts w:ascii="Courier New" w:hAnsi="Courier New" w:cs="Courier New" w:hint="default"/>
+        <w:rFonts w:hint="default" w:ascii="Courier New" w:hAnsi="Courier New" w:cs="Courier New"/>
       </w:rPr>
     </w:lvl>
     <w:lvl w:ilvl="8" w:tplc="240A0005" w:tentative="1">
@@ -838,7 +856,7 @@
         <w:ind w:left="6480" w:hanging="360"/>
       </w:pPr>
       <w:rPr>
-        <w:rFonts w:ascii="Wingdings" w:hAnsi="Wingdings" w:hint="default"/>
+        <w:rFonts w:hint="default" w:ascii="Wingdings" w:hAnsi="Wingdings"/>
       </w:rPr>
     </w:lvl>
   </w:abstractNum>
@@ -856,7 +874,7 @@
   <w:docDefaults>
     <w:rPrDefault>
       <w:rPr>
-        <w:rFonts w:asciiTheme="minorHAnsi" w:eastAsiaTheme="minorHAnsi" w:hAnsiTheme="minorHAnsi" w:cstheme="minorBidi"/>
+        <w:rFonts w:asciiTheme="minorHAnsi" w:hAnsiTheme="minorHAnsi" w:eastAsiaTheme="minorHAnsi" w:cstheme="minorBidi"/>
         <w:sz w:val="22"/>
         <w:szCs w:val="22"/>
         <w:lang w:val="es-CO" w:eastAsia="en-US" w:bidi="ar-SA"/>
@@ -871,14 +889,14 @@
   <w:latentStyles w:defLockedState="0" w:defUIPriority="99" w:defSemiHidden="0" w:defUnhideWhenUsed="0" w:defQFormat="0" w:count="376">
     <w:lsdException w:name="Normal" w:uiPriority="0" w:qFormat="1"/>
     <w:lsdException w:name="heading 1" w:uiPriority="9" w:qFormat="1"/>
-    <w:lsdException w:name="heading 2" w:semiHidden="1" w:uiPriority="9" w:unhideWhenUsed="1" w:qFormat="1"/>
-    <w:lsdException w:name="heading 3" w:semiHidden="1" w:uiPriority="9" w:unhideWhenUsed="1" w:qFormat="1"/>
-    <w:lsdException w:name="heading 4" w:semiHidden="1" w:uiPriority="9" w:unhideWhenUsed="1" w:qFormat="1"/>
-    <w:lsdException w:name="heading 5" w:semiHidden="1" w:uiPriority="9" w:unhideWhenUsed="1" w:qFormat="1"/>
-    <w:lsdException w:name="heading 6" w:semiHidden="1" w:uiPriority="9" w:unhideWhenUsed="1" w:qFormat="1"/>
-    <w:lsdException w:name="heading 7" w:semiHidden="1" w:uiPriority="9" w:unhideWhenUsed="1" w:qFormat="1"/>
-    <w:lsdException w:name="heading 8" w:semiHidden="1" w:uiPriority="9" w:unhideWhenUsed="1" w:qFormat="1"/>
-    <w:lsdException w:name="heading 9" w:semiHidden="1" w:uiPriority="9" w:unhideWhenUsed="1" w:qFormat="1"/>
+    <w:lsdException w:name="heading 2" w:uiPriority="9" w:semiHidden="1" w:unhideWhenUsed="1" w:qFormat="1"/>
+    <w:lsdException w:name="heading 3" w:uiPriority="9" w:semiHidden="1" w:unhideWhenUsed="1" w:qFormat="1"/>
+    <w:lsdException w:name="heading 4" w:uiPriority="9" w:semiHidden="1" w:unhideWhenUsed="1" w:qFormat="1"/>
+    <w:lsdException w:name="heading 5" w:uiPriority="9" w:semiHidden="1" w:unhideWhenUsed="1" w:qFormat="1"/>
+    <w:lsdException w:name="heading 6" w:uiPriority="9" w:semiHidden="1" w:unhideWhenUsed="1" w:qFormat="1"/>
+    <w:lsdException w:name="heading 7" w:uiPriority="9" w:semiHidden="1" w:unhideWhenUsed="1" w:qFormat="1"/>
+    <w:lsdException w:name="heading 8" w:uiPriority="9" w:semiHidden="1" w:unhideWhenUsed="1" w:qFormat="1"/>
+    <w:lsdException w:name="heading 9" w:uiPriority="9" w:semiHidden="1" w:unhideWhenUsed="1" w:qFormat="1"/>
     <w:lsdException w:name="index 1" w:semiHidden="1" w:unhideWhenUsed="1"/>
     <w:lsdException w:name="index 2" w:semiHidden="1" w:unhideWhenUsed="1"/>
     <w:lsdException w:name="index 3" w:semiHidden="1" w:unhideWhenUsed="1"/>
@@ -888,22 +906,22 @@
     <w:lsdException w:name="index 7" w:semiHidden="1" w:unhideWhenUsed="1"/>
     <w:lsdException w:name="index 8" w:semiHidden="1" w:unhideWhenUsed="1"/>
     <w:lsdException w:name="index 9" w:semiHidden="1" w:unhideWhenUsed="1"/>
-    <w:lsdException w:name="toc 1" w:semiHidden="1" w:uiPriority="39" w:unhideWhenUsed="1"/>
-    <w:lsdException w:name="toc 2" w:semiHidden="1" w:uiPriority="39" w:unhideWhenUsed="1"/>
-    <w:lsdException w:name="toc 3" w:semiHidden="1" w:uiPriority="39" w:unhideWhenUsed="1"/>
-    <w:lsdException w:name="toc 4" w:semiHidden="1" w:uiPriority="39" w:unhideWhenUsed="1"/>
-    <w:lsdException w:name="toc 5" w:semiHidden="1" w:uiPriority="39" w:unhideWhenUsed="1"/>
-    <w:lsdException w:name="toc 6" w:semiHidden="1" w:uiPriority="39" w:unhideWhenUsed="1"/>
-    <w:lsdException w:name="toc 7" w:semiHidden="1" w:uiPriority="39" w:unhideWhenUsed="1"/>
-    <w:lsdException w:name="toc 8" w:semiHidden="1" w:uiPriority="39" w:unhideWhenUsed="1"/>
-    <w:lsdException w:name="toc 9" w:semiHidden="1" w:uiPriority="39" w:unhideWhenUsed="1"/>
+    <w:lsdException w:name="toc 1" w:uiPriority="39" w:semiHidden="1" w:unhideWhenUsed="1"/>
+    <w:lsdException w:name="toc 2" w:uiPriority="39" w:semiHidden="1" w:unhideWhenUsed="1"/>
+    <w:lsdException w:name="toc 3" w:uiPriority="39" w:semiHidden="1" w:unhideWhenUsed="1"/>
+    <w:lsdException w:name="toc 4" w:uiPriority="39" w:semiHidden="1" w:unhideWhenUsed="1"/>
+    <w:lsdException w:name="toc 5" w:uiPriority="39" w:semiHidden="1" w:unhideWhenUsed="1"/>
+    <w:lsdException w:name="toc 6" w:uiPriority="39" w:semiHidden="1" w:unhideWhenUsed="1"/>
+    <w:lsdException w:name="toc 7" w:uiPriority="39" w:semiHidden="1" w:unhideWhenUsed="1"/>
+    <w:lsdException w:name="toc 8" w:uiPriority="39" w:semiHidden="1" w:unhideWhenUsed="1"/>
+    <w:lsdException w:name="toc 9" w:uiPriority="39" w:semiHidden="1" w:unhideWhenUsed="1"/>
     <w:lsdException w:name="Normal Indent" w:semiHidden="1" w:unhideWhenUsed="1"/>
     <w:lsdException w:name="footnote text" w:semiHidden="1" w:unhideWhenUsed="1"/>
     <w:lsdException w:name="annotation text" w:semiHidden="1" w:unhideWhenUsed="1"/>
     <w:lsdException w:name="header" w:semiHidden="1" w:unhideWhenUsed="1"/>
     <w:lsdException w:name="footer" w:semiHidden="1" w:unhideWhenUsed="1"/>
     <w:lsdException w:name="index heading" w:semiHidden="1" w:unhideWhenUsed="1"/>
-    <w:lsdException w:name="caption" w:semiHidden="1" w:uiPriority="35" w:unhideWhenUsed="1" w:qFormat="1"/>
+    <w:lsdException w:name="caption" w:uiPriority="35" w:semiHidden="1" w:unhideWhenUsed="1" w:qFormat="1"/>
     <w:lsdException w:name="table of figures" w:semiHidden="1" w:unhideWhenUsed="1"/>
     <w:lsdException w:name="envelope address" w:semiHidden="1" w:unhideWhenUsed="1"/>
     <w:lsdException w:name="envelope return" w:semiHidden="1" w:unhideWhenUsed="1"/>
@@ -934,7 +952,7 @@
     <w:lsdException w:name="Title" w:uiPriority="10" w:qFormat="1"/>
     <w:lsdException w:name="Closing" w:semiHidden="1" w:unhideWhenUsed="1"/>
     <w:lsdException w:name="Signature" w:semiHidden="1" w:unhideWhenUsed="1"/>
-    <w:lsdException w:name="Default Paragraph Font" w:semiHidden="1" w:uiPriority="1" w:unhideWhenUsed="1"/>
+    <w:lsdException w:name="Default Paragraph Font" w:uiPriority="1" w:semiHidden="1" w:unhideWhenUsed="1"/>
     <w:lsdException w:name="Body Text" w:semiHidden="1" w:unhideWhenUsed="1"/>
     <w:lsdException w:name="Body Text Indent" w:semiHidden="1" w:unhideWhenUsed="1"/>
     <w:lsdException w:name="List Continue" w:semiHidden="1" w:unhideWhenUsed="1"/>
@@ -1134,8 +1152,8 @@
     <w:lsdException w:name="Subtle Reference" w:uiPriority="31" w:qFormat="1"/>
     <w:lsdException w:name="Intense Reference" w:uiPriority="32" w:qFormat="1"/>
     <w:lsdException w:name="Book Title" w:uiPriority="33" w:qFormat="1"/>
-    <w:lsdException w:name="Bibliography" w:semiHidden="1" w:uiPriority="37" w:unhideWhenUsed="1"/>
-    <w:lsdException w:name="TOC Heading" w:semiHidden="1" w:uiPriority="39" w:unhideWhenUsed="1" w:qFormat="1"/>
+    <w:lsdException w:name="Bibliography" w:uiPriority="37" w:semiHidden="1" w:unhideWhenUsed="1"/>
+    <w:lsdException w:name="TOC Heading" w:uiPriority="39" w:semiHidden="1" w:unhideWhenUsed="1" w:qFormat="1"/>
     <w:lsdException w:name="Plain Table 1" w:uiPriority="41"/>
     <w:lsdException w:name="Plain Table 2" w:uiPriority="42"/>
     <w:lsdException w:name="Plain Table 3" w:uiPriority="43"/>
@@ -1246,16 +1264,16 @@
     <w:lsdException w:name="Unresolved Mention" w:semiHidden="1" w:unhideWhenUsed="1"/>
     <w:lsdException w:name="Smart Link" w:semiHidden="1" w:unhideWhenUsed="1"/>
   </w:latentStyles>
-  <w:style w:type="paragraph" w:default="1" w:styleId="Normal">
+  <w:style w:type="paragraph" w:styleId="Normal" w:default="1">
     <w:name w:val="Normal"/>
     <w:qFormat/>
   </w:style>
-  <w:style w:type="character" w:default="1" w:styleId="Fuentedeprrafopredeter">
+  <w:style w:type="character" w:styleId="Fuentedeprrafopredeter" w:default="1">
     <w:name w:val="Default Paragraph Font"/>
     <w:uiPriority w:val="1"/>
     <w:unhideWhenUsed/>
   </w:style>
-  <w:style w:type="table" w:default="1" w:styleId="Tablanormal">
+  <w:style w:type="table" w:styleId="Tablanormal" w:default="1">
     <w:name w:val="Normal Table"/>
     <w:uiPriority w:val="99"/>
     <w:semiHidden/>
@@ -1270,7 +1288,7 @@
       </w:tblCellMar>
     </w:tblPr>
   </w:style>
-  <w:style w:type="numbering" w:default="1" w:styleId="Sinlista">
+  <w:style w:type="numbering" w:styleId="Sinlista" w:default="1">
     <w:name w:val="No List"/>
     <w:uiPriority w:val="99"/>
     <w:semiHidden/>
@@ -1287,7 +1305,7 @@
       <w:spacing w:before="100" w:beforeAutospacing="1" w:after="100" w:afterAutospacing="1" w:line="240" w:lineRule="auto"/>
     </w:pPr>
     <w:rPr>
-      <w:rFonts w:ascii="Times New Roman" w:eastAsia="Times New Roman" w:hAnsi="Times New Roman" w:cs="Times New Roman"/>
+      <w:rFonts w:ascii="Times New Roman" w:hAnsi="Times New Roman" w:eastAsia="Times New Roman" w:cs="Times New Roman"/>
       <w:sz w:val="24"/>
       <w:szCs w:val="24"/>
       <w:lang w:eastAsia="es-CO"/>
@@ -1308,7 +1326,7 @@
 </file>
 
 <file path=word/theme/theme1.xml><?xml version="1.0" encoding="utf-8"?>
-<a:theme xmlns:a="http://schemas.openxmlformats.org/drawingml/2006/main" name="Tema de Office">
+<a:theme xmlns:a="http://schemas.openxmlformats.org/drawingml/2006/main" xmlns:thm15="http://schemas.microsoft.com/office/thememl/2012/main" name="Tema de Office">
   <a:themeElements>
     <a:clrScheme name="Office">
       <a:dk1>
@@ -1824,7 +1842,7 @@
 </file>
 
 <file path=customXml/itemProps1.xml><?xml version="1.0" encoding="utf-8"?>
-<ds:datastoreItem xmlns:ds="http://schemas.openxmlformats.org/officeDocument/2006/customXml" ds:itemID="{1EF7E004-BFA5-4027-9BAA-DB25DB35E046}"/>
+<ds:datastoreItem xmlns:ds="http://schemas.openxmlformats.org/officeDocument/2006/customXml" ds:itemID="{D01A6DCB-AF33-478D-A9EB-ACE288701B9A}"/>
 </file>
 
 <file path=customXml/itemProps2.xml><?xml version="1.0" encoding="utf-8"?>
